--- a/ICR/11 Redaccion/Cap VII - Impacto Reforma 2023.docx
+++ b/ICR/11 Redaccion/Cap VII - Impacto Reforma 2023.docx
@@ -2555,6 +2555,773 @@
     </w:p>
     <w:p>
       <w:pPr>
+        <w:spacing w:before="200" w:after="80"/>
+      </w:pPr>
+      <w:r>
+        <w:rPr>
+          <w:b/>
+          <w:color w:val="333333"/>
+          <w:sz w:val="24"/>
+        </w:rPr>
+        <w:t>VII.5.3  El encadenamiento por eslabón: dónde se sostiene el arrastre</w:t>
+      </w:r>
+    </w:p>
+    <w:p>
+      <w:pPr>
+        <w:spacing w:after="120" w:line="276" w:lineRule="auto"/>
+        <w:ind w:firstLine="420"/>
+        <w:jc w:val="both"/>
+      </w:pPr>
+      <w:r>
+        <w:t xml:space="preserve">La comparación del encadenamiento hacia adelante gana precisión al calcularlo no solo para el eslabón </w:t>
+      </w:r>
+      <w:r>
+        <w:rPr>
+          <w:b/>
+          <w:i w:val="0"/>
+        </w:rPr>
+        <w:t>extractivo</w:t>
+      </w:r>
+      <w:r>
+        <w:t xml:space="preserve">, sino también para la </w:t>
+      </w:r>
+      <w:r>
+        <w:rPr>
+          <w:b/>
+          <w:i w:val="0"/>
+        </w:rPr>
+        <w:t>refinación</w:t>
+      </w:r>
+      <w:r>
+        <w:t xml:space="preserve"> (industrias metálicas básicas, C24) y la </w:t>
+      </w:r>
+      <w:r>
+        <w:rPr>
+          <w:b/>
+          <w:i w:val="0"/>
+        </w:rPr>
+        <w:t>semimanufactura</w:t>
+      </w:r>
+      <w:r>
+        <w:t xml:space="preserve"> (productos metálicos, C25) de cada país (OECD ICIO, corte 2018). Revela </w:t>
+      </w:r>
+      <w:r>
+        <w:rPr>
+          <w:b/>
+          <w:i w:val="0"/>
+        </w:rPr>
+        <w:t>hasta qué eslabón cada país sostiene el arrastre</w:t>
+      </w:r>
+      <w:r>
+        <w:t>.</w:t>
+      </w:r>
+    </w:p>
+    <w:tbl>
+      <w:tblPr>
+        <w:tblStyle w:val="TableGrid"/>
+        <w:tblW w:type="auto" w:w="0"/>
+        <w:jc w:val="center"/>
+        <w:tblLayout w:type="fixed"/>
+        <w:tblLook w:firstColumn="1" w:firstRow="1" w:lastColumn="0" w:lastRow="0" w:noHBand="0" w:noVBand="1" w:val="04A0"/>
+      </w:tblPr>
+      <w:tblGrid>
+        <w:gridCol w:w="2209"/>
+        <w:gridCol w:w="2209"/>
+        <w:gridCol w:w="2209"/>
+        <w:gridCol w:w="2209"/>
+      </w:tblGrid>
+      <w:tr>
+        <w:tc>
+          <w:tcPr>
+            <w:tcW w:type="dxa" w:w="2000"/>
+            <w:shd w:val="clear" w:color="auto" w:fill="E8E8E8"/>
+          </w:tcPr>
+          <w:p>
+            <w:pPr>
+              <w:jc w:val="left"/>
+            </w:pPr>
+            <w:r/>
+            <w:r>
+              <w:rPr>
+                <w:b/>
+                <w:sz w:val="18"/>
+              </w:rPr>
+              <w:t>País</w:t>
+            </w:r>
+          </w:p>
+        </w:tc>
+        <w:tc>
+          <w:tcPr>
+            <w:tcW w:type="dxa" w:w="1880"/>
+            <w:shd w:val="clear" w:color="auto" w:fill="E8E8E8"/>
+          </w:tcPr>
+          <w:p>
+            <w:pPr>
+              <w:jc w:val="left"/>
+            </w:pPr>
+            <w:r/>
+            <w:r>
+              <w:rPr>
+                <w:b/>
+                <w:sz w:val="18"/>
+              </w:rPr>
+              <w:t>L1 extracción</w:t>
+            </w:r>
+          </w:p>
+        </w:tc>
+        <w:tc>
+          <w:tcPr>
+            <w:tcW w:type="dxa" w:w="1880"/>
+            <w:shd w:val="clear" w:color="auto" w:fill="E8E8E8"/>
+          </w:tcPr>
+          <w:p>
+            <w:pPr>
+              <w:jc w:val="left"/>
+            </w:pPr>
+            <w:r/>
+            <w:r>
+              <w:rPr>
+                <w:b/>
+                <w:sz w:val="18"/>
+              </w:rPr>
+              <w:t>L2 refinación</w:t>
+            </w:r>
+          </w:p>
+        </w:tc>
+        <w:tc>
+          <w:tcPr>
+            <w:tcW w:type="dxa" w:w="1880"/>
+            <w:shd w:val="clear" w:color="auto" w:fill="E8E8E8"/>
+          </w:tcPr>
+          <w:p>
+            <w:pPr>
+              <w:jc w:val="left"/>
+            </w:pPr>
+            <w:r/>
+            <w:r>
+              <w:rPr>
+                <w:b/>
+                <w:sz w:val="18"/>
+              </w:rPr>
+              <w:t>L3 semimanufactura</w:t>
+            </w:r>
+          </w:p>
+        </w:tc>
+      </w:tr>
+      <w:tr>
+        <w:tc>
+          <w:tcPr>
+            <w:tcW w:type="dxa" w:w="2000"/>
+          </w:tcPr>
+          <w:p>
+            <w:pPr>
+              <w:jc w:val="left"/>
+            </w:pPr>
+            <w:r/>
+            <w:r>
+              <w:rPr>
+                <w:sz w:val="18"/>
+              </w:rPr>
+              <w:t>China</w:t>
+            </w:r>
+          </w:p>
+        </w:tc>
+        <w:tc>
+          <w:tcPr>
+            <w:tcW w:type="dxa" w:w="1880"/>
+          </w:tcPr>
+          <w:p>
+            <w:pPr>
+              <w:jc w:val="left"/>
+            </w:pPr>
+            <w:r/>
+            <w:r>
+              <w:rPr>
+                <w:sz w:val="18"/>
+              </w:rPr>
+              <w:t>1.53</w:t>
+            </w:r>
+          </w:p>
+        </w:tc>
+        <w:tc>
+          <w:tcPr>
+            <w:tcW w:type="dxa" w:w="1880"/>
+          </w:tcPr>
+          <w:p>
+            <w:pPr>
+              <w:jc w:val="left"/>
+            </w:pPr>
+            <w:r/>
+            <w:r>
+              <w:rPr>
+                <w:sz w:val="18"/>
+              </w:rPr>
+              <w:t>1.30</w:t>
+            </w:r>
+          </w:p>
+        </w:tc>
+        <w:tc>
+          <w:tcPr>
+            <w:tcW w:type="dxa" w:w="1880"/>
+          </w:tcPr>
+          <w:p>
+            <w:pPr>
+              <w:jc w:val="left"/>
+            </w:pPr>
+            <w:r/>
+            <w:r>
+              <w:rPr>
+                <w:sz w:val="18"/>
+              </w:rPr>
+              <w:t>1.02</w:t>
+            </w:r>
+          </w:p>
+        </w:tc>
+      </w:tr>
+      <w:tr>
+        <w:tc>
+          <w:tcPr>
+            <w:tcW w:type="dxa" w:w="2000"/>
+          </w:tcPr>
+          <w:p>
+            <w:pPr>
+              <w:jc w:val="left"/>
+            </w:pPr>
+            <w:r/>
+            <w:r>
+              <w:rPr>
+                <w:sz w:val="18"/>
+              </w:rPr>
+              <w:t>México</w:t>
+            </w:r>
+          </w:p>
+        </w:tc>
+        <w:tc>
+          <w:tcPr>
+            <w:tcW w:type="dxa" w:w="1880"/>
+          </w:tcPr>
+          <w:p>
+            <w:pPr>
+              <w:jc w:val="left"/>
+            </w:pPr>
+            <w:r/>
+            <w:r>
+              <w:rPr>
+                <w:sz w:val="18"/>
+              </w:rPr>
+              <w:t>1.51</w:t>
+            </w:r>
+          </w:p>
+        </w:tc>
+        <w:tc>
+          <w:tcPr>
+            <w:tcW w:type="dxa" w:w="1880"/>
+          </w:tcPr>
+          <w:p>
+            <w:pPr>
+              <w:jc w:val="left"/>
+            </w:pPr>
+            <w:r/>
+            <w:r>
+              <w:rPr>
+                <w:sz w:val="18"/>
+              </w:rPr>
+              <w:t>1.17</w:t>
+            </w:r>
+          </w:p>
+        </w:tc>
+        <w:tc>
+          <w:tcPr>
+            <w:tcW w:type="dxa" w:w="1880"/>
+          </w:tcPr>
+          <w:p>
+            <w:pPr>
+              <w:jc w:val="left"/>
+            </w:pPr>
+            <w:r/>
+            <w:r>
+              <w:rPr>
+                <w:sz w:val="18"/>
+              </w:rPr>
+              <w:t>1.12</w:t>
+            </w:r>
+          </w:p>
+        </w:tc>
+      </w:tr>
+      <w:tr>
+        <w:tc>
+          <w:tcPr>
+            <w:tcW w:type="dxa" w:w="2000"/>
+          </w:tcPr>
+          <w:p>
+            <w:pPr>
+              <w:jc w:val="left"/>
+            </w:pPr>
+            <w:r/>
+            <w:r>
+              <w:rPr>
+                <w:sz w:val="18"/>
+              </w:rPr>
+              <w:t>Finlandia</w:t>
+            </w:r>
+          </w:p>
+        </w:tc>
+        <w:tc>
+          <w:tcPr>
+            <w:tcW w:type="dxa" w:w="1880"/>
+          </w:tcPr>
+          <w:p>
+            <w:pPr>
+              <w:jc w:val="left"/>
+            </w:pPr>
+            <w:r/>
+            <w:r>
+              <w:rPr>
+                <w:sz w:val="18"/>
+              </w:rPr>
+              <w:t>1.31</w:t>
+            </w:r>
+          </w:p>
+        </w:tc>
+        <w:tc>
+          <w:tcPr>
+            <w:tcW w:type="dxa" w:w="1880"/>
+          </w:tcPr>
+          <w:p>
+            <w:pPr>
+              <w:jc w:val="left"/>
+            </w:pPr>
+            <w:r/>
+            <w:r>
+              <w:rPr>
+                <w:sz w:val="18"/>
+              </w:rPr>
+              <w:t>1.06</w:t>
+            </w:r>
+          </w:p>
+        </w:tc>
+        <w:tc>
+          <w:tcPr>
+            <w:tcW w:type="dxa" w:w="1880"/>
+          </w:tcPr>
+          <w:p>
+            <w:pPr>
+              <w:jc w:val="left"/>
+            </w:pPr>
+            <w:r/>
+            <w:r>
+              <w:rPr>
+                <w:sz w:val="18"/>
+              </w:rPr>
+              <w:t>1.14</w:t>
+            </w:r>
+          </w:p>
+        </w:tc>
+      </w:tr>
+      <w:tr>
+        <w:tc>
+          <w:tcPr>
+            <w:tcW w:type="dxa" w:w="2000"/>
+          </w:tcPr>
+          <w:p>
+            <w:pPr>
+              <w:jc w:val="left"/>
+            </w:pPr>
+            <w:r/>
+            <w:r>
+              <w:rPr>
+                <w:sz w:val="18"/>
+              </w:rPr>
+              <w:t>Suecia</w:t>
+            </w:r>
+          </w:p>
+        </w:tc>
+        <w:tc>
+          <w:tcPr>
+            <w:tcW w:type="dxa" w:w="1880"/>
+          </w:tcPr>
+          <w:p>
+            <w:pPr>
+              <w:jc w:val="left"/>
+            </w:pPr>
+            <w:r/>
+            <w:r>
+              <w:rPr>
+                <w:sz w:val="18"/>
+              </w:rPr>
+              <w:t>1.27</w:t>
+            </w:r>
+          </w:p>
+        </w:tc>
+        <w:tc>
+          <w:tcPr>
+            <w:tcW w:type="dxa" w:w="1880"/>
+          </w:tcPr>
+          <w:p>
+            <w:pPr>
+              <w:jc w:val="left"/>
+            </w:pPr>
+            <w:r/>
+            <w:r>
+              <w:rPr>
+                <w:sz w:val="18"/>
+              </w:rPr>
+              <w:t>1.08</w:t>
+            </w:r>
+          </w:p>
+        </w:tc>
+        <w:tc>
+          <w:tcPr>
+            <w:tcW w:type="dxa" w:w="1880"/>
+          </w:tcPr>
+          <w:p>
+            <w:pPr>
+              <w:jc w:val="left"/>
+            </w:pPr>
+            <w:r/>
+            <w:r>
+              <w:rPr>
+                <w:sz w:val="18"/>
+              </w:rPr>
+              <w:t>1.06</w:t>
+            </w:r>
+          </w:p>
+        </w:tc>
+      </w:tr>
+      <w:tr>
+        <w:tc>
+          <w:tcPr>
+            <w:tcW w:type="dxa" w:w="2000"/>
+          </w:tcPr>
+          <w:p>
+            <w:pPr>
+              <w:jc w:val="left"/>
+            </w:pPr>
+            <w:r/>
+            <w:r>
+              <w:rPr>
+                <w:sz w:val="18"/>
+              </w:rPr>
+              <w:t>Brasil</w:t>
+            </w:r>
+          </w:p>
+        </w:tc>
+        <w:tc>
+          <w:tcPr>
+            <w:tcW w:type="dxa" w:w="1880"/>
+          </w:tcPr>
+          <w:p>
+            <w:pPr>
+              <w:jc w:val="left"/>
+            </w:pPr>
+            <w:r/>
+            <w:r>
+              <w:rPr>
+                <w:sz w:val="18"/>
+              </w:rPr>
+              <w:t>0.99</w:t>
+            </w:r>
+          </w:p>
+        </w:tc>
+        <w:tc>
+          <w:tcPr>
+            <w:tcW w:type="dxa" w:w="1880"/>
+          </w:tcPr>
+          <w:p>
+            <w:pPr>
+              <w:jc w:val="left"/>
+            </w:pPr>
+            <w:r/>
+            <w:r>
+              <w:rPr>
+                <w:sz w:val="18"/>
+              </w:rPr>
+              <w:t>1.19</w:t>
+            </w:r>
+          </w:p>
+        </w:tc>
+        <w:tc>
+          <w:tcPr>
+            <w:tcW w:type="dxa" w:w="1880"/>
+          </w:tcPr>
+          <w:p>
+            <w:pPr>
+              <w:jc w:val="left"/>
+            </w:pPr>
+            <w:r/>
+            <w:r>
+              <w:rPr>
+                <w:sz w:val="18"/>
+              </w:rPr>
+              <w:t>1.24</w:t>
+            </w:r>
+          </w:p>
+        </w:tc>
+      </w:tr>
+      <w:tr>
+        <w:tc>
+          <w:tcPr>
+            <w:tcW w:type="dxa" w:w="2000"/>
+          </w:tcPr>
+          <w:p>
+            <w:pPr>
+              <w:jc w:val="left"/>
+            </w:pPr>
+            <w:r/>
+            <w:r>
+              <w:rPr>
+                <w:sz w:val="18"/>
+              </w:rPr>
+              <w:t>Australia</w:t>
+            </w:r>
+          </w:p>
+        </w:tc>
+        <w:tc>
+          <w:tcPr>
+            <w:tcW w:type="dxa" w:w="1880"/>
+          </w:tcPr>
+          <w:p>
+            <w:pPr>
+              <w:jc w:val="left"/>
+            </w:pPr>
+            <w:r/>
+            <w:r>
+              <w:rPr>
+                <w:sz w:val="18"/>
+              </w:rPr>
+              <w:t>0.83</w:t>
+            </w:r>
+          </w:p>
+        </w:tc>
+        <w:tc>
+          <w:tcPr>
+            <w:tcW w:type="dxa" w:w="1880"/>
+          </w:tcPr>
+          <w:p>
+            <w:pPr>
+              <w:jc w:val="left"/>
+            </w:pPr>
+            <w:r/>
+            <w:r>
+              <w:rPr>
+                <w:sz w:val="18"/>
+              </w:rPr>
+              <w:t>0.83</w:t>
+            </w:r>
+          </w:p>
+        </w:tc>
+        <w:tc>
+          <w:tcPr>
+            <w:tcW w:type="dxa" w:w="1880"/>
+          </w:tcPr>
+          <w:p>
+            <w:pPr>
+              <w:jc w:val="left"/>
+            </w:pPr>
+            <w:r/>
+            <w:r>
+              <w:rPr>
+                <w:sz w:val="18"/>
+              </w:rPr>
+              <w:t>1.24</w:t>
+            </w:r>
+          </w:p>
+        </w:tc>
+      </w:tr>
+      <w:tr>
+        <w:tc>
+          <w:tcPr>
+            <w:tcW w:type="dxa" w:w="2000"/>
+          </w:tcPr>
+          <w:p>
+            <w:pPr>
+              <w:jc w:val="left"/>
+            </w:pPr>
+            <w:r/>
+            <w:r>
+              <w:rPr>
+                <w:sz w:val="18"/>
+              </w:rPr>
+              <w:t>Chile</w:t>
+            </w:r>
+          </w:p>
+        </w:tc>
+        <w:tc>
+          <w:tcPr>
+            <w:tcW w:type="dxa" w:w="1880"/>
+          </w:tcPr>
+          <w:p>
+            <w:pPr>
+              <w:jc w:val="left"/>
+            </w:pPr>
+            <w:r/>
+            <w:r>
+              <w:rPr>
+                <w:sz w:val="18"/>
+              </w:rPr>
+              <w:t>0.73</w:t>
+            </w:r>
+          </w:p>
+        </w:tc>
+        <w:tc>
+          <w:tcPr>
+            <w:tcW w:type="dxa" w:w="1880"/>
+          </w:tcPr>
+          <w:p>
+            <w:pPr>
+              <w:jc w:val="left"/>
+            </w:pPr>
+            <w:r/>
+            <w:r>
+              <w:rPr>
+                <w:sz w:val="18"/>
+              </w:rPr>
+              <w:t>1.23</w:t>
+            </w:r>
+          </w:p>
+        </w:tc>
+        <w:tc>
+          <w:tcPr>
+            <w:tcW w:type="dxa" w:w="1880"/>
+          </w:tcPr>
+          <w:p>
+            <w:pPr>
+              <w:jc w:val="left"/>
+            </w:pPr>
+            <w:r/>
+            <w:r>
+              <w:rPr>
+                <w:sz w:val="18"/>
+              </w:rPr>
+              <w:t>1.12</w:t>
+            </w:r>
+          </w:p>
+        </w:tc>
+      </w:tr>
+      <w:tr>
+        <w:tc>
+          <w:tcPr>
+            <w:tcW w:type="dxa" w:w="2000"/>
+          </w:tcPr>
+          <w:p>
+            <w:pPr>
+              <w:jc w:val="left"/>
+            </w:pPr>
+            <w:r/>
+            <w:r>
+              <w:rPr>
+                <w:sz w:val="18"/>
+              </w:rPr>
+              <w:t>Perú</w:t>
+            </w:r>
+          </w:p>
+        </w:tc>
+        <w:tc>
+          <w:tcPr>
+            <w:tcW w:type="dxa" w:w="1880"/>
+          </w:tcPr>
+          <w:p>
+            <w:pPr>
+              <w:jc w:val="left"/>
+            </w:pPr>
+            <w:r/>
+            <w:r>
+              <w:rPr>
+                <w:sz w:val="18"/>
+              </w:rPr>
+              <w:t>0.62</w:t>
+            </w:r>
+          </w:p>
+        </w:tc>
+        <w:tc>
+          <w:tcPr>
+            <w:tcW w:type="dxa" w:w="1880"/>
+          </w:tcPr>
+          <w:p>
+            <w:pPr>
+              <w:jc w:val="left"/>
+            </w:pPr>
+            <w:r/>
+            <w:r>
+              <w:rPr>
+                <w:sz w:val="18"/>
+              </w:rPr>
+              <w:t>0.98</w:t>
+            </w:r>
+          </w:p>
+        </w:tc>
+        <w:tc>
+          <w:tcPr>
+            <w:tcW w:type="dxa" w:w="1880"/>
+          </w:tcPr>
+          <w:p>
+            <w:pPr>
+              <w:jc w:val="left"/>
+            </w:pPr>
+            <w:r/>
+            <w:r>
+              <w:rPr>
+                <w:sz w:val="18"/>
+              </w:rPr>
+              <w:t>1.06</w:t>
+            </w:r>
+          </w:p>
+        </w:tc>
+      </w:tr>
+    </w:tbl>
+    <w:p>
+      <w:pPr>
+        <w:spacing w:before="40" w:after="160"/>
+      </w:pPr>
+      <w:r>
+        <w:rPr>
+          <w:i/>
+          <w:sz w:val="16"/>
+        </w:rPr>
+        <w:t>Cuadro VII.4. Índice de Ghosh hacia adelante (Rasmussen, media país=1) por eslabón de la cadena metálica, 2018. Cortes 2008/2013/2018/2020 en processed/icio_eslabones_metal.csv (script icio_eslabones.py). C24/C25 son toda la industria metálica, no solo los 10 minerales.</w:t>
+      </w:r>
+    </w:p>
+    <w:p>
+      <w:pPr>
+        <w:spacing w:after="120" w:line="276" w:lineRule="auto"/>
+        <w:jc w:val="both"/>
+      </w:pPr>
+      <w:r>
+        <w:t xml:space="preserve">El contraste es nítido. </w:t>
+      </w:r>
+      <w:r>
+        <w:rPr>
+          <w:b/>
+          <w:i w:val="0"/>
+        </w:rPr>
+        <w:t>China sostiene el arrastre de la extracción a la refinación (1.53 → 1.30)</w:t>
+      </w:r>
+      <w:r>
+        <w:t xml:space="preserve">: es el procesador integrado. </w:t>
+      </w:r>
+      <w:r>
+        <w:rPr>
+          <w:b/>
+          <w:i w:val="0"/>
+        </w:rPr>
+        <w:t>México cae más (1.51 → 1.17)</w:t>
+      </w:r>
+      <w:r>
+        <w:t xml:space="preserve">: su alto arrastre extractivo no se prolonga con la misma fuerza a la transformación. En el otro extremo, </w:t>
+      </w:r>
+      <w:r>
+        <w:rPr>
+          <w:b/>
+          <w:i w:val="0"/>
+        </w:rPr>
+        <w:t>Chile —con una extracción de arrastre bajísimo (0.73)— tiene la refinación más integrada (1.23)</w:t>
+      </w:r>
+      <w:r>
+        <w:t>: su poca fundición sí alimenta industria, lo que confirma que el índice extractivo aislado engaña en ambos sentidos. Este mismo patrón se observa por mineral en México (Cap. V, V.10.1: la refinación de metales preciosos cae a 0.62) y por entidad —la transformación metálica con más arrastre se concentra en Coahuila y Nuevo León, el eje siderúrgico, no donde más se extrae (base ghosh_estatal_eslabones.csv)—. El detalle obra en la memoria de encadenamientos por eslabón.</w:t>
+      </w:r>
+    </w:p>
+    <w:p>
+      <w:pPr>
         <w:spacing w:before="280" w:after="120"/>
       </w:pPr>
       <w:r>
